--- a/docs/docx/hodatajstvo_polozhenie_gr.docx
+++ b/docs/docx/hodatajstvo_polozhenie_gr.docx
@@ -20,7 +20,7 @@
     <w:p/>
     <w:p>
       <w:r>
-        <w:t>Заявитель: {{ФИО_УПРАВЛЯЮЩЕГО}}, {{ВИД_УПРАВЛЯЮЩЕГО}} {{ДОЛЖНИК_НАИМЕНОВАНИЕ}}, член {{СРО}}, ИНН {{ИНН_УПРАВЛЯЮЩЕГО}}, рег. номер в сводном реестре {{РЕГ_НОМЕР_АУ}}, адрес для корреспонденции: {{АДРЕС_АУ}}, тел. {{ТЕЛ_АУ}}, e-mail {{EMAIL_АУ}}</w:t>
+        <w:t>Заявитель: {{ФИО_УПРАВЛЯЮЩЕГО}}, {{ВИД_УПРАВЛЯЮЩЕГО}} {{ДОЛЖНИК_НАИМЕНОВАНИЕ}}, член СРО: {{СРО}}, ИНН {{ИНН_УПРАВЛЯЮЩЕГО}}, рег. номер в сводном реестре {{РЕГ_НОМЕР_АУ}}, адрес для корреспонденции: {{АДРЕС_АУ}}, тел. {{ТЕЛ_АУ}}, e-mail {{EMAIL_АУ}}</w:t>
       </w:r>
     </w:p>
     <w:p/>
@@ -45,7 +45,7 @@
     <w:p/>
     <w:p>
       <w:r>
-        <w:t>Определением (решением) {{СУД}} от {{ДАТА_СУДЕБНОГО_АКТА}} по делу № {{НОМЕР_ДЕЛА}} в отношении {{ДОЛЖНИК_НАИМЕНОВАНИЕ}} (ИНН {{ДОЛЖНИК_ИНН}}, ОГРН/СНИЛС {{ДОЛЖНИК_ОГРН_СНИЛС}}, адрес: {{ДОЛЖНИК_АДРЕС}}) введена процедура {{ПРОЦЕДУРА}}, {{ВИД_УПРАВЛЯЮЩЕГО}} утверждён(а) {{ФИО_УПРАВЛЯЮЩЕГО}}.</w:t>
+        <w:t>Определением (решением) {{СУД}} от {{ДАТА_СУДЕБНОГО_АКТА}} по делу № {{НОМЕР_ДЕЛА}} в отношении {{ДОЛЖНИК_НАИМЕНОВАНИЕ}} (ИНН {{ДОЛЖНИК_ИНН}}, ОГРН/СНИЛС {{ДОЛЖНИК_ОГРН_СНИЛС}}, адрес: {{ДОЛЖНИК_АДРЕС}}) введена процедура банкротства: {{ПРОЦЕДУРА}}; управляющим утверждён(а) {{ФИО_УПРАВЛЯЮЩЕГО}}.</w:t>
       </w:r>
     </w:p>
     <w:p/>

--- a/docs/docx/hodatajstvo_polozhenie_gr.docx
+++ b/docs/docx/hodatajstvo_polozhenie_gr.docx
@@ -102,7 +102,7 @@
     <w:p/>
     <w:p>
       <w:r>
-        <w:t>«__» __________ 20__ г.</w:t>
+        <w:t>{{ДАТА}}</w:t>
       </w:r>
     </w:p>
     <w:sectPr>

--- a/docs/docx/hodatajstvo_polozhenie_gr.docx
+++ b/docs/docx/hodatajstvo_polozhenie_gr.docx
@@ -4,12 +4,7 @@
   <w:body>
     <w:p>
       <w:r>
-        <w:t>В {{СУД}}</w:t>
-      </w:r>
-    </w:p>
-    <w:p>
-      <w:r>
-        <w:t>Судье {{ФИО_СУДЬИ}}</w:t>
+        <w:t>Собранию кредиторов (комитету кредиторов) гражданина {{ДОЛЖНИК_НАИМЕНОВАНИЕ}}</w:t>
       </w:r>
     </w:p>
     <w:p>
@@ -17,16 +12,9 @@
         <w:t>дело № {{НОМЕР_ДЕЛА}}, {{СУД}}</w:t>
       </w:r>
     </w:p>
-    <w:p/>
     <w:p>
       <w:r>
-        <w:t>Заявитель: {{ФИО_УПРАВЛЯЮЩЕГО}}, {{ВИД_УПРАВЛЯЮЩЕГО}} {{ДОЛЖНИК_НАИМЕНОВАНИЕ}}, член СРО: {{СРО}}, ИНН {{ИНН_УПРАВЛЯЮЩЕГО}}, рег. номер в сводном реестре {{РЕГ_НОМЕР_АУ}}, адрес для корреспонденции: {{АДРЕС_АУ}}, тел. {{ТЕЛ_АУ}}, e-mail {{EMAIL_АУ}}</w:t>
-      </w:r>
-    </w:p>
-    <w:p/>
-    <w:p>
-      <w:r>
-        <w:t>Должник: {{ДОЛЖНИК_НАИМЕНОВАНИЕ}} (ИНН {{ДОЛЖНИК_ИНН}}, ОГРН/СНИЛС {{ДОЛЖНИК_ОГРН_СНИЛС}}, адрес: {{ДОЛЖНИК_АДРЕС}})</w:t>
+        <w:t>От: {{ФИО_УПРАВЛЯЮЩЕГО}}, {{ВИД_УПРАВЛЯЮЩЕГО}} {{ДОЛЖНИК_НАИМЕНОВАНИЕ}}, член СРО: {{СРО}}, ИНН {{ИНН_УПРАВЛЯЮЩЕГО}}, рег. номер в сводном реестре {{РЕГ_НОМЕР_АУ}}, адрес для корреспонденции: {{АДРЕС_АУ}}, тел. {{ТЕЛ_АУ}}, e-mail {{EMAIL_АУ}}</w:t>
       </w:r>
     </w:p>
     <w:p/>
@@ -39,19 +27,34 @@
           <w:b/>
           <w:sz w:val="28"/>
         </w:rPr>
-        <w:t>Ходатайство об утверждении положения о порядке, условиях и сроках реализации имущества гражданина</w:t>
+        <w:t>Предложение о порядке, об условиях и о сроках реализации имущества гражданина</w:t>
       </w:r>
     </w:p>
     <w:p/>
     <w:p>
       <w:r>
-        <w:t>Определением (решением) {{СУД}} от {{ДАТА_СУДЕБНОГО_АКТА}} по делу № {{НОМЕР_ДЕЛА}} в отношении {{ДОЛЖНИК_НАИМЕНОВАНИЕ}} (ИНН {{ДОЛЖНИК_ИНН}}, ОГРН/СНИЛС {{ДОЛЖНИК_ОГРН_СНИЛС}}, адрес: {{ДОЛЖНИК_АДРЕС}}) введена процедура банкротства: {{ПРОЦЕДУРА}}; управляющим утверждён(а) {{ФИО_УПРАВЛЯЮЩЕГО}}.</w:t>
+        <w:t>Определением (решением) {{СУД}} от {{ДАТА_СУДЕБНОГО_АКТА}} по делу № {{НОМЕР_ДЕЛА}} в отношении {{ДОЛЖНИК_НАИМЕНОВАНИЕ}} (ИНН {{ДОЛЖНИК_ИНН}}, ОГРН/ОГРНИП {{ДОЛЖНИК_ОГРН}}, адрес: {{ДОЛЖНИК_АДРЕС}}) введена процедура банкротства: {{ПРОЦЕДУРА}}; управляющим утверждён(а) {{ФИО_УПРАВЛЯЮЩЕГО}}.</w:t>
+      </w:r>
+    </w:p>
+    <w:p>
+      <w:r>
+        <w:t>{{#if debtor_is_person}}</w:t>
+      </w:r>
+    </w:p>
+    <w:p>
+      <w:r>
+        <w:t>Должник-гражданин: дата рождения {{ДОЛЖНИК_ДАТА_РОЖДЕНИЯ}}, место рождения {{ДОЛЖНИК_МЕСТО_РОЖДЕНИЯ}}, СНИЛС {{ДОЛЖНИК_СНИЛС}}.</w:t>
+      </w:r>
+    </w:p>
+    <w:p>
+      <w:r>
+        <w:t>{{/if}}</w:t>
       </w:r>
     </w:p>
     <w:p/>
     <w:p>
       <w:r>
-        <w:t>Инвентаризация имущества окончена {{ДАТА_ОКОНЧАНИЯ_ИНВЕНТАРИЗАЦИИ}}. Финансовым управляющим принято решение об оценке имущества: {{ОЦЕНКА}}.</w:t>
+        <w:t>Опись имущества гражданина окончена {{ДАТА_ОКОНЧАНИЯ_ИНВЕНТАРИЗАЦИИ}}, оценка имущества завершена {{ДАТА_ОКОНЧАНИЯ_ОЦЕНКИ}} (решение финансового управляющего или отчёт оценщика): {{ОЦЕНКА}}.</w:t>
       </w:r>
     </w:p>
     <w:p>
@@ -62,29 +65,19 @@
     <w:p/>
     <w:p>
       <w:r>
-        <w:t>Прошу утвердить положение о порядке, условиях и сроках реализации имущества гражданина в предложенной редакции.</w:t>
+        <w:t>Представляю для утверждения проект положения о порядке, об условиях и о сроках реализации имущества гражданина с указанием начальной цены продажи имущества (абз. 1 п. 1 ст. 213.26 127-ФЗ).</w:t>
       </w:r>
     </w:p>
     <w:p/>
     <w:p>
       <w:r>
-        <w:t>Правовое основание: п. 1, 2 ст. 213.26 127-ФЗ.</w:t>
+        <w:t>Лица, участвующие в деле о банкротстве, вправе в течение двух месяцев с даты включения в ЕФРСБ сведений об утверждённом положении обратиться в арбитражный суд с заявлением о разногласиях (абз. 4 п. 1 ст. 213.26 127-ФЗ).</w:t>
       </w:r>
     </w:p>
     <w:p/>
     <w:p>
       <w:r>
-        <w:t>Приложения:</w:t>
-      </w:r>
-    </w:p>
-    <w:p>
-      <w:r>
-        <w:t>1. Документ, подтверждающий направление копии лицам, участвующим в деле.</w:t>
-      </w:r>
-    </w:p>
-    <w:p>
-      <w:r>
-        <w:t>2. {{ИНЫЕ_ПРИЛОЖЕНИЯ}}</w:t>
+        <w:t>Приложения: проект положения о порядке, об условиях и о сроках реализации имущества гражданина; документы об оценке имущества.</w:t>
       </w:r>
     </w:p>
     <w:p/>

--- a/docs/docx/hodatajstvo_polozhenie_gr.docx
+++ b/docs/docx/hodatajstvo_polozhenie_gr.docx
@@ -33,7 +33,7 @@
     <w:p/>
     <w:p>
       <w:r>
-        <w:t>Определением (решением) {{СУД}} от {{ДАТА_СУДЕБНОГО_АКТА}} по делу № {{НОМЕР_ДЕЛА}} в отношении {{ДОЛЖНИК_НАИМЕНОВАНИЕ}} (ИНН {{ДОЛЖНИК_ИНН}}, ОГРН/ОГРНИП {{ДОЛЖНИК_ОГРН}}, адрес: {{ДОЛЖНИК_АДРЕС}}) введена процедура банкротства: {{ПРОЦЕДУРА}}; управляющим утверждён(а) {{ФИО_УПРАВЛЯЮЩЕГО}}.</w:t>
+        <w:t>Определением (решением) {{СУД}} от {{ДАТА_СУДЕБНОГО_АКТА}} по делу № {{НОМЕР_ДЕЛА}} в отношении {{ДОЛЖНИК_НАИМЕНОВАНИЕ}} (ИНН {{ДОЛЖНИК_ИНН}}{{#if ДОЛЖНИК_ОГРН}}, ОГРН/ОГРНИП {{ДОЛЖНИК_ОГРН}}{{/if}}, адрес: {{ДОЛЖНИК_АДРЕС}}) введена процедура банкротства: {{ПРОЦЕДУРА}}; управляющим утверждён(а) {{ФИО_УПРАВЛЯЮЩЕГО}}.</w:t>
       </w:r>
     </w:p>
     <w:p>
@@ -43,7 +43,7 @@
     </w:p>
     <w:p>
       <w:r>
-        <w:t>Должник-гражданин: дата рождения {{ДОЛЖНИК_ДАТА_РОЖДЕНИЯ}}, место рождения {{ДОЛЖНИК_МЕСТО_РОЖДЕНИЯ}}, СНИЛС {{ДОЛЖНИК_СНИЛС}}.</w:t>
+        <w:t>Должник-гражданин: дата рождения {{ДОЛЖНИК_ДАТА_РОЖДЕНИЯ}}, место рождения {{ДОЛЖНИК_МЕСТО_РОЖДЕНИЯ}}{{#if ДОЛЖНИК_СНИЛС}}, СНИЛС {{ДОЛЖНИК_СНИЛС}}{{/if}}.</w:t>
       </w:r>
     </w:p>
     <w:p>

--- a/docs/docx/hodatajstvo_polozhenie_gr.docx
+++ b/docs/docx/hodatajstvo_polozhenie_gr.docx
@@ -12,14 +12,41 @@
         <w:t>дело № {{НОМЕР_ДЕЛА}}, {{СУД}}</w:t>
       </w:r>
     </w:p>
+    <w:p/>
     <w:p>
       <w:r>
-        <w:t>От: {{ФИО_УПРАВЛЯЮЩЕГО}}, {{ВИД_УПРАВЛЯЮЩЕГО}} {{ДОЛЖНИК_НАИМЕНОВАНИЕ}}, член СРО: {{СРО}}, ИНН {{ИНН_УПРАВЛЯЮЩЕГО}}, рег. номер в сводном реестре {{РЕГ_НОМЕР_АУ}}, адрес для корреспонденции: {{АДРЕС_АУ}}, тел. {{ТЕЛ_АУ}}, e-mail {{EMAIL_АУ}}</w:t>
+        <w:t>{{ВИД_УПРАВЛЯЮЩЕГО}} {{ДОЛЖНИК_НАИМЕНОВАНИЕ}}</w:t>
+      </w:r>
+    </w:p>
+    <w:p>
+      <w:r>
+        <w:t>{{ФИО_УПРАВЛЯЮЩЕГО}}</w:t>
+      </w:r>
+    </w:p>
+    <w:p>
+      <w:r>
+        <w:t>ИНН {{ИНН_УПРАВЛЯЮЩЕГО}}, рег. номер в сводном реестре {{РЕГ_НОМЕР_АУ}}</w:t>
+      </w:r>
+    </w:p>
+    <w:p>
+      <w:r>
+        <w:t>Член СРО: {{СРО}}</w:t>
+      </w:r>
+    </w:p>
+    <w:p>
+      <w:r>
+        <w:t>Адрес для корреспонденции: {{АДРЕС_АУ}}</w:t>
+      </w:r>
+    </w:p>
+    <w:p>
+      <w:r>
+        <w:t>Тел. {{ТЕЛ_АУ}}, e-mail {{EMAIL_АУ}}</w:t>
       </w:r>
     </w:p>
     <w:p/>
     <w:p>
       <w:pPr>
+        <w:keepNext/>
         <w:jc w:val="center"/>
       </w:pPr>
       <w:r>
@@ -70,30 +97,86 @@
     </w:p>
     <w:p/>
     <w:p>
+      <w:pPr>
+        <w:keepNext/>
+      </w:pPr>
       <w:r>
         <w:t>Лица, участвующие в деле о банкротстве, вправе в течение двух месяцев с даты включения в ЕФРСБ сведений об утверждённом положении обратиться в арбитражный суд с заявлением о разногласиях (абз. 4 п. 1 ст. 213.26 127-ФЗ).</w:t>
       </w:r>
     </w:p>
-    <w:p/>
     <w:p>
+      <w:pPr>
+        <w:keepNext/>
+        <w:keepLines/>
+      </w:pPr>
+    </w:p>
+    <w:p>
+      <w:pPr>
+        <w:keepNext/>
+        <w:keepLines/>
+      </w:pPr>
       <w:r>
-        <w:t>Приложения: проект положения о порядке, об условиях и о сроках реализации имущества гражданина; документы об оценке имущества.</w:t>
+        <w:t>Приложения:</w:t>
       </w:r>
     </w:p>
-    <w:p/>
     <w:p>
+      <w:pPr>
+        <w:keepNext/>
+        <w:keepLines/>
+      </w:pPr>
+      <w:r>
+        <w:t>1. Проект положения о порядке, об условиях и о сроках реализации имущества гражданина{{#if ПРИЛ_1_ЛИСТОВ}} на {{ПРИЛ_1_ЛИСТОВ}} л.{{/if}} в {{ПРИЛ_1_ЭКЗ}} экз.</w:t>
+      </w:r>
+    </w:p>
+    <w:p>
+      <w:pPr>
+        <w:keepNext/>
+        <w:keepLines/>
+      </w:pPr>
+      <w:r>
+        <w:t>2. Документы об оценке имущества{{#if ПРИЛ_2_ЛИСТОВ}} на {{ПРИЛ_2_ЛИСТОВ}} л.{{/if}} в {{ПРИЛ_2_ЭКЗ}} экз.</w:t>
+      </w:r>
+    </w:p>
+    <w:p>
+      <w:pPr>
+        <w:keepNext/>
+        <w:keepLines/>
+      </w:pPr>
+    </w:p>
+    <w:p>
+      <w:pPr>
+        <w:keepNext/>
+        <w:keepLines/>
+      </w:pPr>
       <w:r>
         <w:t>{{ВИД_УПРАВЛЯЮЩЕГО}} {{ДОЛЖНИК_НАИМЕНОВАНИЕ}}</w:t>
       </w:r>
     </w:p>
-    <w:p/>
     <w:p>
+      <w:pPr>
+        <w:keepNext/>
+        <w:keepLines/>
+      </w:pPr>
+    </w:p>
+    <w:p>
+      <w:pPr>
+        <w:keepNext/>
+        <w:keepLines/>
+      </w:pPr>
       <w:r>
         <w:t>__________________ / {{ФИО_УПРАВЛЯЮЩЕГО}} /</w:t>
       </w:r>
     </w:p>
-    <w:p/>
     <w:p>
+      <w:pPr>
+        <w:keepNext/>
+        <w:keepLines/>
+      </w:pPr>
+    </w:p>
+    <w:p>
+      <w:pPr>
+        <w:keepLines/>
+      </w:pPr>
       <w:r>
         <w:t>{{ДАТА}}</w:t>
       </w:r>
@@ -474,6 +557,7 @@
     <w:rPr>
       <w:rFonts w:ascii="Times New Roman" w:hAnsi="Times New Roman"/>
       <w:sz w:val="24"/>
+      <w:lang w:val="ru-RU" w:eastAsia="ru-RU"/>
     </w:rPr>
   </w:style>
   <w:style w:type="paragraph" w:styleId="Header">

--- a/docs/docx/hodatajstvo_polozhenie_gr.docx
+++ b/docs/docx/hodatajstvo_polozhenie_gr.docx
@@ -164,7 +164,7 @@
         <w:keepLines/>
       </w:pPr>
       <w:r>
-        <w:t>__________________ / {{ФИО_УПРАВЛЯЮЩЕГО}} /</w:t>
+        <w:t>__________________ {{ФИО_УПРАВЛЯЮЩЕГО_ИОФ}}</w:t>
       </w:r>
     </w:p>
     <w:p>
